--- a/Tugas_Praktikum/JobsSheet02_05.docx
+++ b/Tugas_Praktikum/JobsSheet02_05.docx
@@ -250,6 +250,7 @@
       </w:pPr>
       <w:r>
         <w:rPr>
+          <w:noProof/>
           <w:sz w:val="24"/>
           <w:szCs w:val="24"/>
           <w:lang w:val="en-US"/>
@@ -1452,7 +1453,29 @@
           <w:szCs w:val="24"/>
           <w:lang w:val="en-US"/>
         </w:rPr>
-        <w:t xml:space="preserve">%f </w:t>
+        <w:t>%</w:t>
+      </w:r>
+      <w:proofErr w:type="spellStart"/>
+      <w:r>
+        <w:rPr>
+          <w:b/>
+          <w:bCs/>
+          <w:sz w:val="24"/>
+          <w:szCs w:val="24"/>
+          <w:lang w:val="en-US"/>
+        </w:rPr>
+        <w:t>f</w:t>
+      </w:r>
+      <w:proofErr w:type="spellEnd"/>
+      <w:r>
+        <w:rPr>
+          <w:b/>
+          <w:bCs/>
+          <w:sz w:val="24"/>
+          <w:szCs w:val="24"/>
+          <w:lang w:val="en-US"/>
+        </w:rPr>
+        <w:t xml:space="preserve"> </w:t>
       </w:r>
       <w:proofErr w:type="spellStart"/>
       <w:r>
@@ -1734,7 +1757,27 @@
           <w:sz w:val="24"/>
           <w:szCs w:val="24"/>
         </w:rPr>
-        <w:t xml:space="preserve">%c untuk </w:t>
+        <w:t xml:space="preserve">%c </w:t>
+      </w:r>
+      <w:proofErr w:type="spellStart"/>
+      <w:r>
+        <w:rPr>
+          <w:b/>
+          <w:bCs/>
+          <w:sz w:val="24"/>
+          <w:szCs w:val="24"/>
+        </w:rPr>
+        <w:t>untuk</w:t>
+      </w:r>
+      <w:proofErr w:type="spellEnd"/>
+      <w:r>
+        <w:rPr>
+          <w:b/>
+          <w:bCs/>
+          <w:sz w:val="24"/>
+          <w:szCs w:val="24"/>
+        </w:rPr>
+        <w:t xml:space="preserve"> </w:t>
       </w:r>
       <w:proofErr w:type="spellStart"/>
       <w:r>
@@ -2035,6 +2078,7 @@
       </w:pPr>
       <w:r>
         <w:rPr>
+          <w:noProof/>
           <w:sz w:val="24"/>
           <w:szCs w:val="24"/>
         </w:rPr>
@@ -2137,37 +2181,7 @@
           <w:szCs w:val="24"/>
           <w:lang w:val="fi-FI"/>
         </w:rPr>
-        <w:t xml:space="preserve">Jawab: Karena pada kode </w:t>
-      </w:r>
-      <w:r>
-        <w:rPr>
-          <w:b/>
-          <w:bCs/>
-          <w:sz w:val="24"/>
-          <w:szCs w:val="24"/>
-          <w:lang w:val="fi-FI"/>
-        </w:rPr>
-        <w:t>    System.out.println("Golongan darah\t\t\t\t\t\t\t: " + (byte) golonganDarah);</w:t>
-      </w:r>
-      <w:r>
-        <w:rPr>
-          <w:b/>
-          <w:bCs/>
-          <w:sz w:val="24"/>
-          <w:szCs w:val="24"/>
-          <w:lang w:val="fi-FI"/>
-        </w:rPr>
-        <w:t xml:space="preserve"> variabel bertipe data char dipaksa untuk dikonvesi menjadi tipe data byte. </w:t>
-      </w:r>
-      <w:r>
-        <w:rPr>
-          <w:b/>
-          <w:bCs/>
-          <w:sz w:val="24"/>
-          <w:szCs w:val="24"/>
-          <w:lang w:val="fi-FI"/>
-        </w:rPr>
-        <w:t>Karakter 'A' memiliki nilai Unicode 65, sehingga ketika dikonversi menjadi byte, yang ditampilkan adalah 65, bukan A</w:t>
+        <w:t>Jawab: Karena pada kode     System.out.println("Golongan darah\t\t\t\t\t\t\t: " + (byte) golonganDarah); variabel bertipe data char dipaksa untuk dikonvesi menjadi tipe data byte. Karakter 'A' memiliki nilai Unicode 65, sehingga ketika dikonversi menjadi byte, yang ditampilkan adalah 65, bukan A</w:t>
       </w:r>
     </w:p>
     <w:p>
@@ -2211,47 +2225,7 @@
           <w:szCs w:val="24"/>
           <w:lang w:val="fi-FI"/>
         </w:rPr>
-        <w:t xml:space="preserve">Jawab: </w:t>
-      </w:r>
-      <w:r>
-        <w:rPr>
-          <w:b/>
-          <w:bCs/>
-          <w:sz w:val="24"/>
-          <w:szCs w:val="24"/>
-          <w:lang w:val="fi-FI"/>
-        </w:rPr>
-        <w:t>berarti nilai 130 yang secara default bertipe int dipaksa untuk dikonversi menjadi tipe byte menggunakan casting (byte).</w:t>
-      </w:r>
-      <w:r>
-        <w:rPr>
-          <w:b/>
-          <w:bCs/>
-          <w:sz w:val="24"/>
-          <w:szCs w:val="24"/>
-          <w:lang w:val="fi-FI"/>
-        </w:rPr>
-        <w:t xml:space="preserve"> </w:t>
-      </w:r>
-      <w:r>
-        <w:rPr>
-          <w:b/>
-          <w:bCs/>
-          <w:sz w:val="24"/>
-          <w:szCs w:val="24"/>
-          <w:lang w:val="fi-FI"/>
-        </w:rPr>
-        <w:t>Tipe data byte hanya dapat menyimpan nilai dari -128 sampai 127. Karena 130 berada di luar rentang tersebut, terjadi overflow, sehingga nilainya berubah menjadi</w:t>
-      </w:r>
-      <w:r>
-        <w:rPr>
-          <w:b/>
-          <w:bCs/>
-          <w:sz w:val="24"/>
-          <w:szCs w:val="24"/>
-          <w:lang w:val="fi-FI"/>
-        </w:rPr>
-        <w:t xml:space="preserve"> -126</w:t>
+        <w:t>Jawab: berarti nilai 130 yang secara default bertipe int dipaksa untuk dikonversi menjadi tipe byte menggunakan casting (byte). Tipe data byte hanya dapat menyimpan nilai dari -128 sampai 127. Karena 130 berada di luar rentang tersebut, terjadi overflow, sehingga nilainya berubah menjadi -126</w:t>
       </w:r>
     </w:p>
     <w:p>
@@ -2495,26 +2469,17 @@
           <w:sz w:val="24"/>
           <w:szCs w:val="24"/>
         </w:rPr>
-        <w:t xml:space="preserve">Jawab: </w:t>
-      </w:r>
-      <w:r>
-        <w:rPr>
-          <w:b/>
-          <w:bCs/>
-          <w:sz w:val="24"/>
-          <w:szCs w:val="24"/>
-        </w:rPr>
-        <w:t>Karena n</w:t>
-      </w:r>
-      <w:proofErr w:type="spellStart"/>
-      <w:r>
-        <w:rPr>
-          <w:b/>
-          <w:bCs/>
-          <w:sz w:val="24"/>
-          <w:szCs w:val="24"/>
-        </w:rPr>
-        <w:t>ilai</w:t>
+        <w:t xml:space="preserve">Jawab: Karena </w:t>
+      </w:r>
+      <w:proofErr w:type="spellStart"/>
+      <w:r>
+        <w:rPr>
+          <w:b/>
+          <w:bCs/>
+          <w:sz w:val="24"/>
+          <w:szCs w:val="24"/>
+        </w:rPr>
+        <w:t>nilai</w:t>
       </w:r>
       <w:proofErr w:type="spellEnd"/>
       <w:r>
@@ -2604,16 +2569,7 @@
           <w:sz w:val="24"/>
           <w:szCs w:val="24"/>
         </w:rPr>
-        <w:t xml:space="preserve"> float</w:t>
-      </w:r>
-      <w:r>
-        <w:rPr>
-          <w:b/>
-          <w:bCs/>
-          <w:sz w:val="24"/>
-          <w:szCs w:val="24"/>
-        </w:rPr>
-        <w:t xml:space="preserve">. </w:t>
+        <w:t xml:space="preserve"> float. </w:t>
       </w:r>
       <w:proofErr w:type="spellStart"/>
       <w:r>
@@ -3056,16 +3012,7 @@
           <w:sz w:val="24"/>
           <w:szCs w:val="24"/>
         </w:rPr>
-        <w:t xml:space="preserve">Jawab: </w:t>
-      </w:r>
-      <w:r>
-        <w:rPr>
-          <w:b/>
-          <w:bCs/>
-          <w:sz w:val="24"/>
-          <w:szCs w:val="24"/>
-        </w:rPr>
-        <w:t xml:space="preserve">0x10 </w:t>
+        <w:t xml:space="preserve">Jawab: 0x10 </w:t>
       </w:r>
       <w:proofErr w:type="spellStart"/>
       <w:r>
@@ -3443,6 +3390,7 @@
         <w:rPr>
           <w:b/>
           <w:bCs/>
+          <w:noProof/>
           <w:sz w:val="24"/>
           <w:szCs w:val="24"/>
           <w:lang w:val="fi-FI"/>
@@ -3939,6 +3887,7 @@
         <w:rPr>
           <w:b/>
           <w:bCs/>
+          <w:noProof/>
           <w:sz w:val="24"/>
           <w:szCs w:val="24"/>
         </w:rPr>
@@ -4206,54 +4155,24 @@
         <w:rPr>
           <w:sz w:val="24"/>
           <w:szCs w:val="24"/>
-        </w:rPr>
-      </w:pPr>
-      <w:r>
-        <w:rPr>
-          <w:sz w:val="24"/>
-          <w:szCs w:val="24"/>
           <w:lang w:val="fi-FI"/>
         </w:rPr>
+      </w:pPr>
+      <w:r>
+        <w:rPr>
+          <w:sz w:val="24"/>
+          <w:szCs w:val="24"/>
+          <w:lang w:val="fi-FI"/>
+        </w:rPr>
         <w:t>dan</w:t>
       </w:r>
       <w:r>
         <w:rPr>
           <w:sz w:val="24"/>
           <w:szCs w:val="24"/>
-        </w:rPr>
-        <w:t xml:space="preserve"> </w:t>
-      </w:r>
-      <w:proofErr w:type="spellStart"/>
-      <w:r>
-        <w:rPr>
-          <w:sz w:val="24"/>
-          <w:szCs w:val="24"/>
-        </w:rPr>
-        <w:t>tinggi</w:t>
-      </w:r>
-      <w:proofErr w:type="spellEnd"/>
-      <w:r>
-        <w:rPr>
-          <w:sz w:val="24"/>
-          <w:szCs w:val="24"/>
-        </w:rPr>
-        <w:t xml:space="preserve"> = </w:t>
-      </w:r>
-      <w:proofErr w:type="spellStart"/>
-      <w:r>
-        <w:rPr>
-          <w:sz w:val="24"/>
-          <w:szCs w:val="24"/>
-        </w:rPr>
-        <w:t>sc.nextInt</w:t>
-      </w:r>
-      <w:proofErr w:type="spellEnd"/>
-      <w:r>
-        <w:rPr>
-          <w:sz w:val="24"/>
-          <w:szCs w:val="24"/>
-        </w:rPr>
-        <w:t>();</w:t>
+          <w:lang w:val="fi-FI"/>
+        </w:rPr>
+        <w:t xml:space="preserve"> tinggi = sc.nextInt();</w:t>
       </w:r>
     </w:p>
     <w:p>
@@ -4264,263 +4183,26 @@
           <w:bCs/>
           <w:sz w:val="24"/>
           <w:szCs w:val="24"/>
-        </w:rPr>
-      </w:pPr>
-      <w:r>
-        <w:rPr>
-          <w:b/>
-          <w:bCs/>
-          <w:sz w:val="24"/>
-          <w:szCs w:val="24"/>
-        </w:rPr>
-        <w:t xml:space="preserve">Jawab: </w:t>
-      </w:r>
-      <w:proofErr w:type="spellStart"/>
-      <w:r>
-        <w:rPr>
-          <w:b/>
-          <w:bCs/>
-          <w:sz w:val="24"/>
-          <w:szCs w:val="24"/>
-        </w:rPr>
-        <w:t>digunakan</w:t>
-      </w:r>
-      <w:proofErr w:type="spellEnd"/>
-      <w:r>
-        <w:rPr>
-          <w:b/>
-          <w:bCs/>
-          <w:sz w:val="24"/>
-          <w:szCs w:val="24"/>
-        </w:rPr>
-        <w:t xml:space="preserve"> </w:t>
-      </w:r>
-      <w:proofErr w:type="spellStart"/>
-      <w:r>
-        <w:rPr>
-          <w:b/>
-          <w:bCs/>
-          <w:sz w:val="24"/>
-          <w:szCs w:val="24"/>
-        </w:rPr>
-        <w:t>untuk</w:t>
-      </w:r>
-      <w:proofErr w:type="spellEnd"/>
-      <w:r>
-        <w:rPr>
-          <w:b/>
-          <w:bCs/>
-          <w:sz w:val="24"/>
-          <w:szCs w:val="24"/>
-        </w:rPr>
-        <w:t xml:space="preserve"> </w:t>
-      </w:r>
-      <w:proofErr w:type="spellStart"/>
-      <w:r>
-        <w:rPr>
-          <w:b/>
-          <w:bCs/>
-          <w:sz w:val="24"/>
-          <w:szCs w:val="24"/>
-        </w:rPr>
-        <w:t>membaca</w:t>
-      </w:r>
-      <w:proofErr w:type="spellEnd"/>
-      <w:r>
-        <w:rPr>
-          <w:b/>
-          <w:bCs/>
-          <w:sz w:val="24"/>
-          <w:szCs w:val="24"/>
-        </w:rPr>
-        <w:t xml:space="preserve"> input </w:t>
-      </w:r>
-      <w:proofErr w:type="spellStart"/>
-      <w:r>
-        <w:rPr>
-          <w:b/>
-          <w:bCs/>
-          <w:sz w:val="24"/>
-          <w:szCs w:val="24"/>
-        </w:rPr>
-        <w:t>berupa</w:t>
-      </w:r>
-      <w:proofErr w:type="spellEnd"/>
-      <w:r>
-        <w:rPr>
-          <w:b/>
-          <w:bCs/>
-          <w:sz w:val="24"/>
-          <w:szCs w:val="24"/>
-        </w:rPr>
-        <w:t xml:space="preserve"> </w:t>
-      </w:r>
-      <w:proofErr w:type="spellStart"/>
-      <w:r>
-        <w:rPr>
-          <w:b/>
-          <w:bCs/>
-          <w:sz w:val="24"/>
-          <w:szCs w:val="24"/>
-        </w:rPr>
-        <w:t>bilangan</w:t>
-      </w:r>
-      <w:proofErr w:type="spellEnd"/>
-      <w:r>
-        <w:rPr>
-          <w:b/>
-          <w:bCs/>
-          <w:sz w:val="24"/>
-          <w:szCs w:val="24"/>
-        </w:rPr>
-        <w:t xml:space="preserve"> </w:t>
-      </w:r>
-      <w:proofErr w:type="spellStart"/>
-      <w:r>
-        <w:rPr>
-          <w:b/>
-          <w:bCs/>
-          <w:sz w:val="24"/>
-          <w:szCs w:val="24"/>
-        </w:rPr>
-        <w:t>bulat</w:t>
-      </w:r>
-      <w:proofErr w:type="spellEnd"/>
-      <w:r>
-        <w:rPr>
-          <w:b/>
-          <w:bCs/>
-          <w:sz w:val="24"/>
-          <w:szCs w:val="24"/>
-        </w:rPr>
-        <w:t xml:space="preserve"> (int) </w:t>
-      </w:r>
-      <w:proofErr w:type="spellStart"/>
-      <w:r>
-        <w:rPr>
-          <w:b/>
-          <w:bCs/>
-          <w:sz w:val="24"/>
-          <w:szCs w:val="24"/>
-        </w:rPr>
-        <w:t>dari</w:t>
-      </w:r>
-      <w:proofErr w:type="spellEnd"/>
-      <w:r>
-        <w:rPr>
-          <w:b/>
-          <w:bCs/>
-          <w:sz w:val="24"/>
-          <w:szCs w:val="24"/>
-        </w:rPr>
-        <w:t xml:space="preserve"> </w:t>
-      </w:r>
-      <w:proofErr w:type="spellStart"/>
-      <w:r>
-        <w:rPr>
-          <w:b/>
-          <w:bCs/>
-          <w:sz w:val="24"/>
-          <w:szCs w:val="24"/>
-        </w:rPr>
-        <w:t>pengguna</w:t>
-      </w:r>
-      <w:proofErr w:type="spellEnd"/>
-      <w:r>
-        <w:rPr>
-          <w:b/>
-          <w:bCs/>
-          <w:sz w:val="24"/>
-          <w:szCs w:val="24"/>
-        </w:rPr>
-        <w:t xml:space="preserve"> dan </w:t>
-      </w:r>
-      <w:proofErr w:type="spellStart"/>
-      <w:r>
-        <w:rPr>
-          <w:b/>
-          <w:bCs/>
-          <w:sz w:val="24"/>
-          <w:szCs w:val="24"/>
-        </w:rPr>
-        <w:t>menyimpannya</w:t>
-      </w:r>
-      <w:proofErr w:type="spellEnd"/>
-      <w:r>
-        <w:rPr>
-          <w:b/>
-          <w:bCs/>
-          <w:sz w:val="24"/>
-          <w:szCs w:val="24"/>
-        </w:rPr>
-        <w:t xml:space="preserve"> </w:t>
-      </w:r>
-      <w:proofErr w:type="spellStart"/>
-      <w:r>
-        <w:rPr>
-          <w:b/>
-          <w:bCs/>
-          <w:sz w:val="24"/>
-          <w:szCs w:val="24"/>
-        </w:rPr>
-        <w:t>ke</w:t>
-      </w:r>
-      <w:proofErr w:type="spellEnd"/>
-      <w:r>
-        <w:rPr>
-          <w:b/>
-          <w:bCs/>
-          <w:sz w:val="24"/>
-          <w:szCs w:val="24"/>
-        </w:rPr>
-        <w:t xml:space="preserve"> </w:t>
-      </w:r>
-      <w:proofErr w:type="spellStart"/>
-      <w:r>
-        <w:rPr>
-          <w:b/>
-          <w:bCs/>
-          <w:sz w:val="24"/>
-          <w:szCs w:val="24"/>
-        </w:rPr>
-        <w:t>dalam</w:t>
-      </w:r>
-      <w:proofErr w:type="spellEnd"/>
-      <w:r>
-        <w:rPr>
-          <w:b/>
-          <w:bCs/>
-          <w:sz w:val="24"/>
-          <w:szCs w:val="24"/>
-        </w:rPr>
-        <w:t xml:space="preserve"> </w:t>
-      </w:r>
-      <w:proofErr w:type="spellStart"/>
-      <w:r>
-        <w:rPr>
-          <w:b/>
-          <w:bCs/>
-          <w:sz w:val="24"/>
-          <w:szCs w:val="24"/>
-        </w:rPr>
-        <w:t>variabel</w:t>
-      </w:r>
-      <w:proofErr w:type="spellEnd"/>
-      <w:r>
-        <w:rPr>
-          <w:b/>
-          <w:bCs/>
-          <w:sz w:val="24"/>
-          <w:szCs w:val="24"/>
-        </w:rPr>
-        <w:t>.</w:t>
-      </w:r>
-      <w:r>
-        <w:rPr>
-          <w:b/>
-          <w:bCs/>
-          <w:sz w:val="24"/>
-          <w:szCs w:val="24"/>
+          <w:lang w:val="fi-FI"/>
+        </w:rPr>
+      </w:pPr>
+      <w:r>
+        <w:rPr>
+          <w:b/>
+          <w:bCs/>
+          <w:sz w:val="24"/>
+          <w:szCs w:val="24"/>
+          <w:lang w:val="fi-FI"/>
+        </w:rPr>
+        <w:t>Jawab: digunakan untuk membaca input berupa bilangan bulat (int) dari pengguna dan menyimpannya ke dalam variabel.</w:t>
+      </w:r>
+      <w:r>
+        <w:rPr>
+          <w:b/>
+          <w:bCs/>
+          <w:sz w:val="24"/>
+          <w:szCs w:val="24"/>
+          <w:lang w:val="fi-FI"/>
         </w:rPr>
         <w:br/>
       </w:r>
@@ -4557,6 +4239,7 @@
         <w:rPr>
           <w:b/>
           <w:bCs/>
+          <w:noProof/>
           <w:sz w:val="24"/>
           <w:szCs w:val="24"/>
         </w:rPr>
@@ -4620,6 +4303,780 @@
     <w:p>
       <w:pPr>
         <w:rPr>
+          <w:sz w:val="24"/>
+          <w:szCs w:val="24"/>
+        </w:rPr>
+      </w:pPr>
+      <w:r>
+        <w:rPr>
+          <w:sz w:val="24"/>
+          <w:szCs w:val="24"/>
+        </w:rPr>
+        <w:t xml:space="preserve">Pak </w:t>
+      </w:r>
+      <w:proofErr w:type="spellStart"/>
+      <w:r>
+        <w:rPr>
+          <w:sz w:val="24"/>
+          <w:szCs w:val="24"/>
+        </w:rPr>
+        <w:t>Danur</w:t>
+      </w:r>
+      <w:proofErr w:type="spellEnd"/>
+      <w:r>
+        <w:rPr>
+          <w:sz w:val="24"/>
+          <w:szCs w:val="24"/>
+        </w:rPr>
+        <w:t xml:space="preserve"> Adalah </w:t>
+      </w:r>
+      <w:proofErr w:type="spellStart"/>
+      <w:r>
+        <w:rPr>
+          <w:sz w:val="24"/>
+          <w:szCs w:val="24"/>
+        </w:rPr>
+        <w:t>karyawan</w:t>
+      </w:r>
+      <w:proofErr w:type="spellEnd"/>
+      <w:r>
+        <w:rPr>
+          <w:sz w:val="24"/>
+          <w:szCs w:val="24"/>
+        </w:rPr>
+        <w:t xml:space="preserve"> PT. XYZ </w:t>
+      </w:r>
+      <w:proofErr w:type="spellStart"/>
+      <w:r>
+        <w:rPr>
+          <w:sz w:val="24"/>
+          <w:szCs w:val="24"/>
+        </w:rPr>
+        <w:t>dengan</w:t>
+      </w:r>
+      <w:proofErr w:type="spellEnd"/>
+      <w:r>
+        <w:rPr>
+          <w:sz w:val="24"/>
+          <w:szCs w:val="24"/>
+        </w:rPr>
+        <w:t xml:space="preserve"> </w:t>
+      </w:r>
+      <w:proofErr w:type="spellStart"/>
+      <w:r>
+        <w:rPr>
+          <w:sz w:val="24"/>
+          <w:szCs w:val="24"/>
+        </w:rPr>
+        <w:t>gaji</w:t>
+      </w:r>
+      <w:proofErr w:type="spellEnd"/>
+      <w:r>
+        <w:rPr>
+          <w:sz w:val="24"/>
+          <w:szCs w:val="24"/>
+        </w:rPr>
+        <w:t xml:space="preserve"> </w:t>
+      </w:r>
+      <w:proofErr w:type="spellStart"/>
+      <w:r>
+        <w:rPr>
+          <w:sz w:val="24"/>
+          <w:szCs w:val="24"/>
+        </w:rPr>
+        <w:t>pokok</w:t>
+      </w:r>
+      <w:proofErr w:type="spellEnd"/>
+      <w:r>
+        <w:rPr>
+          <w:sz w:val="24"/>
+          <w:szCs w:val="24"/>
+        </w:rPr>
+        <w:t xml:space="preserve"> </w:t>
+      </w:r>
+      <w:proofErr w:type="spellStart"/>
+      <w:r>
+        <w:rPr>
+          <w:sz w:val="24"/>
+          <w:szCs w:val="24"/>
+        </w:rPr>
+        <w:t>sebsar</w:t>
+      </w:r>
+      <w:proofErr w:type="spellEnd"/>
+      <w:r>
+        <w:rPr>
+          <w:sz w:val="24"/>
+          <w:szCs w:val="24"/>
+        </w:rPr>
+        <w:t xml:space="preserve"> Rp. 5.000.000/</w:t>
+      </w:r>
+      <w:proofErr w:type="spellStart"/>
+      <w:r>
+        <w:rPr>
+          <w:sz w:val="24"/>
+          <w:szCs w:val="24"/>
+        </w:rPr>
+        <w:t>bln</w:t>
+      </w:r>
+      <w:proofErr w:type="spellEnd"/>
+      <w:r>
+        <w:rPr>
+          <w:sz w:val="24"/>
+          <w:szCs w:val="24"/>
+        </w:rPr>
+        <w:t xml:space="preserve">. Di PT XYZ </w:t>
+      </w:r>
+      <w:proofErr w:type="spellStart"/>
+      <w:r>
+        <w:rPr>
+          <w:sz w:val="24"/>
+          <w:szCs w:val="24"/>
+        </w:rPr>
+        <w:t>tersebut</w:t>
+      </w:r>
+      <w:proofErr w:type="spellEnd"/>
+      <w:r>
+        <w:rPr>
+          <w:sz w:val="24"/>
+          <w:szCs w:val="24"/>
+        </w:rPr>
+        <w:t xml:space="preserve"> </w:t>
+      </w:r>
+      <w:proofErr w:type="spellStart"/>
+      <w:r>
+        <w:rPr>
+          <w:sz w:val="24"/>
+          <w:szCs w:val="24"/>
+        </w:rPr>
+        <w:t>setiap</w:t>
+      </w:r>
+      <w:proofErr w:type="spellEnd"/>
+      <w:r>
+        <w:rPr>
+          <w:sz w:val="24"/>
+          <w:szCs w:val="24"/>
+        </w:rPr>
+        <w:t xml:space="preserve"> </w:t>
+      </w:r>
+      <w:proofErr w:type="spellStart"/>
+      <w:r>
+        <w:rPr>
+          <w:sz w:val="24"/>
+          <w:szCs w:val="24"/>
+        </w:rPr>
+        <w:t>karyawan</w:t>
+      </w:r>
+      <w:proofErr w:type="spellEnd"/>
+      <w:r>
+        <w:rPr>
+          <w:sz w:val="24"/>
+          <w:szCs w:val="24"/>
+        </w:rPr>
+        <w:t xml:space="preserve"> </w:t>
+      </w:r>
+      <w:proofErr w:type="spellStart"/>
+      <w:r>
+        <w:rPr>
+          <w:sz w:val="24"/>
+          <w:szCs w:val="24"/>
+        </w:rPr>
+        <w:t>mendapat</w:t>
+      </w:r>
+      <w:proofErr w:type="spellEnd"/>
+      <w:r>
+        <w:rPr>
+          <w:sz w:val="24"/>
+          <w:szCs w:val="24"/>
+        </w:rPr>
+        <w:t xml:space="preserve"> </w:t>
+      </w:r>
+      <w:proofErr w:type="spellStart"/>
+      <w:r>
+        <w:rPr>
+          <w:sz w:val="24"/>
+          <w:szCs w:val="24"/>
+        </w:rPr>
+        <w:t>tunjangan</w:t>
+      </w:r>
+      <w:proofErr w:type="spellEnd"/>
+      <w:r>
+        <w:rPr>
+          <w:sz w:val="24"/>
+          <w:szCs w:val="24"/>
+        </w:rPr>
+        <w:t xml:space="preserve"> </w:t>
+      </w:r>
+      <w:proofErr w:type="spellStart"/>
+      <w:r>
+        <w:rPr>
+          <w:sz w:val="24"/>
+          <w:szCs w:val="24"/>
+        </w:rPr>
+        <w:t>anak</w:t>
+      </w:r>
+      <w:proofErr w:type="spellEnd"/>
+      <w:r>
+        <w:rPr>
+          <w:sz w:val="24"/>
+          <w:szCs w:val="24"/>
+        </w:rPr>
+        <w:t xml:space="preserve"> </w:t>
+      </w:r>
+      <w:proofErr w:type="spellStart"/>
+      <w:r>
+        <w:rPr>
+          <w:sz w:val="24"/>
+          <w:szCs w:val="24"/>
+        </w:rPr>
+        <w:t>sesuai</w:t>
+      </w:r>
+      <w:proofErr w:type="spellEnd"/>
+      <w:r>
+        <w:rPr>
+          <w:sz w:val="24"/>
+          <w:szCs w:val="24"/>
+        </w:rPr>
+        <w:t xml:space="preserve"> </w:t>
+      </w:r>
+      <w:proofErr w:type="spellStart"/>
+      <w:r>
+        <w:rPr>
+          <w:sz w:val="24"/>
+          <w:szCs w:val="24"/>
+        </w:rPr>
+        <w:t>dengan</w:t>
+      </w:r>
+      <w:proofErr w:type="spellEnd"/>
+      <w:r>
+        <w:rPr>
+          <w:sz w:val="24"/>
+          <w:szCs w:val="24"/>
+        </w:rPr>
+        <w:t xml:space="preserve"> </w:t>
+      </w:r>
+      <w:proofErr w:type="spellStart"/>
+      <w:r>
+        <w:rPr>
+          <w:sz w:val="24"/>
+          <w:szCs w:val="24"/>
+        </w:rPr>
+        <w:t>jumlah</w:t>
+      </w:r>
+      <w:proofErr w:type="spellEnd"/>
+      <w:r>
+        <w:rPr>
+          <w:sz w:val="24"/>
+          <w:szCs w:val="24"/>
+        </w:rPr>
+        <w:t xml:space="preserve"> </w:t>
+      </w:r>
+      <w:proofErr w:type="spellStart"/>
+      <w:r>
+        <w:rPr>
+          <w:sz w:val="24"/>
+          <w:szCs w:val="24"/>
+        </w:rPr>
+        <w:t>anak</w:t>
+      </w:r>
+      <w:proofErr w:type="spellEnd"/>
+      <w:r>
+        <w:rPr>
+          <w:sz w:val="24"/>
+          <w:szCs w:val="24"/>
+        </w:rPr>
+        <w:t xml:space="preserve"> yang </w:t>
+      </w:r>
+      <w:proofErr w:type="spellStart"/>
+      <w:r>
+        <w:rPr>
+          <w:sz w:val="24"/>
+          <w:szCs w:val="24"/>
+        </w:rPr>
+        <w:t>dimiliki</w:t>
+      </w:r>
+      <w:proofErr w:type="spellEnd"/>
+      <w:r>
+        <w:rPr>
+          <w:sz w:val="24"/>
+          <w:szCs w:val="24"/>
+        </w:rPr>
+        <w:t xml:space="preserve">. </w:t>
+      </w:r>
+      <w:proofErr w:type="spellStart"/>
+      <w:r>
+        <w:rPr>
+          <w:sz w:val="24"/>
+          <w:szCs w:val="24"/>
+        </w:rPr>
+        <w:t>Besaran</w:t>
+      </w:r>
+      <w:proofErr w:type="spellEnd"/>
+      <w:r>
+        <w:rPr>
+          <w:sz w:val="24"/>
+          <w:szCs w:val="24"/>
+        </w:rPr>
+        <w:t xml:space="preserve"> </w:t>
+      </w:r>
+      <w:proofErr w:type="spellStart"/>
+      <w:r>
+        <w:rPr>
+          <w:sz w:val="24"/>
+          <w:szCs w:val="24"/>
+        </w:rPr>
+        <w:t>tunjangan</w:t>
+      </w:r>
+      <w:proofErr w:type="spellEnd"/>
+      <w:r>
+        <w:rPr>
+          <w:sz w:val="24"/>
+          <w:szCs w:val="24"/>
+        </w:rPr>
+        <w:t xml:space="preserve"> </w:t>
+      </w:r>
+      <w:proofErr w:type="spellStart"/>
+      <w:r>
+        <w:rPr>
+          <w:sz w:val="24"/>
+          <w:szCs w:val="24"/>
+        </w:rPr>
+        <w:t>anak</w:t>
+      </w:r>
+      <w:proofErr w:type="spellEnd"/>
+      <w:r>
+        <w:rPr>
+          <w:sz w:val="24"/>
+          <w:szCs w:val="24"/>
+        </w:rPr>
+        <w:t xml:space="preserve"> </w:t>
+      </w:r>
+      <w:proofErr w:type="spellStart"/>
+      <w:r>
+        <w:rPr>
+          <w:sz w:val="24"/>
+          <w:szCs w:val="24"/>
+        </w:rPr>
+        <w:t>perbulan</w:t>
+      </w:r>
+      <w:proofErr w:type="spellEnd"/>
+      <w:r>
+        <w:rPr>
+          <w:sz w:val="24"/>
+          <w:szCs w:val="24"/>
+        </w:rPr>
+        <w:t xml:space="preserve"> Adalah Rp. 100.000/</w:t>
+      </w:r>
+      <w:proofErr w:type="spellStart"/>
+      <w:r>
+        <w:rPr>
+          <w:sz w:val="24"/>
+          <w:szCs w:val="24"/>
+        </w:rPr>
+        <w:t>anak</w:t>
+      </w:r>
+      <w:proofErr w:type="spellEnd"/>
+      <w:r>
+        <w:rPr>
+          <w:sz w:val="24"/>
+          <w:szCs w:val="24"/>
+        </w:rPr>
+        <w:t xml:space="preserve">. Selain </w:t>
+      </w:r>
+      <w:proofErr w:type="spellStart"/>
+      <w:r>
+        <w:rPr>
+          <w:sz w:val="24"/>
+          <w:szCs w:val="24"/>
+        </w:rPr>
+        <w:t>itu</w:t>
+      </w:r>
+      <w:proofErr w:type="spellEnd"/>
+      <w:r>
+        <w:rPr>
+          <w:sz w:val="24"/>
+          <w:szCs w:val="24"/>
+        </w:rPr>
+        <w:t xml:space="preserve"> </w:t>
+      </w:r>
+      <w:proofErr w:type="spellStart"/>
+      <w:r>
+        <w:rPr>
+          <w:sz w:val="24"/>
+          <w:szCs w:val="24"/>
+        </w:rPr>
+        <w:t>karyawan</w:t>
+      </w:r>
+      <w:proofErr w:type="spellEnd"/>
+      <w:r>
+        <w:rPr>
+          <w:sz w:val="24"/>
+          <w:szCs w:val="24"/>
+        </w:rPr>
+        <w:t xml:space="preserve"> juga </w:t>
+      </w:r>
+      <w:proofErr w:type="spellStart"/>
+      <w:r>
+        <w:rPr>
+          <w:sz w:val="24"/>
+          <w:szCs w:val="24"/>
+        </w:rPr>
+        <w:t>dipotong</w:t>
+      </w:r>
+      <w:proofErr w:type="spellEnd"/>
+      <w:r>
+        <w:rPr>
+          <w:sz w:val="24"/>
+          <w:szCs w:val="24"/>
+        </w:rPr>
+        <w:t xml:space="preserve"> </w:t>
+      </w:r>
+      <w:proofErr w:type="spellStart"/>
+      <w:r>
+        <w:rPr>
+          <w:sz w:val="24"/>
+          <w:szCs w:val="24"/>
+        </w:rPr>
+        <w:t>setiap</w:t>
+      </w:r>
+      <w:proofErr w:type="spellEnd"/>
+      <w:r>
+        <w:rPr>
+          <w:sz w:val="24"/>
+          <w:szCs w:val="24"/>
+        </w:rPr>
+        <w:t xml:space="preserve"> </w:t>
+      </w:r>
+      <w:proofErr w:type="spellStart"/>
+      <w:r>
+        <w:rPr>
+          <w:sz w:val="24"/>
+          <w:szCs w:val="24"/>
+        </w:rPr>
+        <w:t>bulan</w:t>
+      </w:r>
+      <w:proofErr w:type="spellEnd"/>
+      <w:r>
+        <w:rPr>
+          <w:sz w:val="24"/>
+          <w:szCs w:val="24"/>
+        </w:rPr>
+        <w:t xml:space="preserve"> </w:t>
+      </w:r>
+      <w:proofErr w:type="spellStart"/>
+      <w:r>
+        <w:rPr>
+          <w:sz w:val="24"/>
+          <w:szCs w:val="24"/>
+        </w:rPr>
+        <w:t>untuk</w:t>
+      </w:r>
+      <w:proofErr w:type="spellEnd"/>
+      <w:r>
+        <w:rPr>
+          <w:sz w:val="24"/>
+          <w:szCs w:val="24"/>
+        </w:rPr>
+        <w:t xml:space="preserve"> </w:t>
+      </w:r>
+      <w:proofErr w:type="spellStart"/>
+      <w:r>
+        <w:rPr>
+          <w:sz w:val="24"/>
+          <w:szCs w:val="24"/>
+        </w:rPr>
+        <w:t>simpanan</w:t>
+      </w:r>
+      <w:proofErr w:type="spellEnd"/>
+      <w:r>
+        <w:rPr>
+          <w:sz w:val="24"/>
+          <w:szCs w:val="24"/>
+        </w:rPr>
+        <w:t xml:space="preserve"> </w:t>
+      </w:r>
+      <w:proofErr w:type="spellStart"/>
+      <w:r>
+        <w:rPr>
+          <w:sz w:val="24"/>
+          <w:szCs w:val="24"/>
+        </w:rPr>
+        <w:t>wajib</w:t>
+      </w:r>
+      <w:proofErr w:type="spellEnd"/>
+      <w:r>
+        <w:rPr>
+          <w:sz w:val="24"/>
+          <w:szCs w:val="24"/>
+        </w:rPr>
+        <w:t xml:space="preserve"> dana </w:t>
+      </w:r>
+      <w:proofErr w:type="spellStart"/>
+      <w:r>
+        <w:rPr>
+          <w:sz w:val="24"/>
+          <w:szCs w:val="24"/>
+        </w:rPr>
+        <w:t>pensiun</w:t>
+      </w:r>
+      <w:proofErr w:type="spellEnd"/>
+      <w:r>
+        <w:rPr>
+          <w:sz w:val="24"/>
+          <w:szCs w:val="24"/>
+        </w:rPr>
+        <w:t xml:space="preserve"> </w:t>
+      </w:r>
+      <w:proofErr w:type="spellStart"/>
+      <w:r>
+        <w:rPr>
+          <w:sz w:val="24"/>
+          <w:szCs w:val="24"/>
+        </w:rPr>
+        <w:t>dari</w:t>
+      </w:r>
+      <w:proofErr w:type="spellEnd"/>
+      <w:r>
+        <w:rPr>
+          <w:sz w:val="24"/>
+          <w:szCs w:val="24"/>
+        </w:rPr>
+        <w:t xml:space="preserve"> </w:t>
+      </w:r>
+      <w:proofErr w:type="spellStart"/>
+      <w:r>
+        <w:rPr>
+          <w:sz w:val="24"/>
+          <w:szCs w:val="24"/>
+        </w:rPr>
+        <w:t>gaji</w:t>
+      </w:r>
+      <w:proofErr w:type="spellEnd"/>
+      <w:r>
+        <w:rPr>
+          <w:sz w:val="24"/>
+          <w:szCs w:val="24"/>
+        </w:rPr>
+        <w:t xml:space="preserve"> </w:t>
+      </w:r>
+      <w:proofErr w:type="spellStart"/>
+      <w:r>
+        <w:rPr>
+          <w:sz w:val="24"/>
+          <w:szCs w:val="24"/>
+        </w:rPr>
+        <w:t>pokoknya</w:t>
+      </w:r>
+      <w:proofErr w:type="spellEnd"/>
+      <w:r>
+        <w:rPr>
+          <w:sz w:val="24"/>
+          <w:szCs w:val="24"/>
+        </w:rPr>
+        <w:t xml:space="preserve"> </w:t>
+      </w:r>
+      <w:proofErr w:type="spellStart"/>
+      <w:r>
+        <w:rPr>
+          <w:sz w:val="24"/>
+          <w:szCs w:val="24"/>
+        </w:rPr>
+        <w:t>sebesar</w:t>
+      </w:r>
+      <w:proofErr w:type="spellEnd"/>
+      <w:r>
+        <w:rPr>
+          <w:sz w:val="24"/>
+          <w:szCs w:val="24"/>
+        </w:rPr>
+        <w:t xml:space="preserve"> 10%. </w:t>
+      </w:r>
+      <w:proofErr w:type="spellStart"/>
+      <w:r>
+        <w:rPr>
+          <w:sz w:val="24"/>
+          <w:szCs w:val="24"/>
+        </w:rPr>
+        <w:t>Berapa</w:t>
+      </w:r>
+      <w:proofErr w:type="spellEnd"/>
+      <w:r>
+        <w:rPr>
+          <w:sz w:val="24"/>
+          <w:szCs w:val="24"/>
+        </w:rPr>
+        <w:t xml:space="preserve"> </w:t>
+      </w:r>
+      <w:proofErr w:type="spellStart"/>
+      <w:r>
+        <w:rPr>
+          <w:sz w:val="24"/>
+          <w:szCs w:val="24"/>
+        </w:rPr>
+        <w:t>gaji</w:t>
+      </w:r>
+      <w:proofErr w:type="spellEnd"/>
+      <w:r>
+        <w:rPr>
+          <w:sz w:val="24"/>
+          <w:szCs w:val="24"/>
+        </w:rPr>
+        <w:t xml:space="preserve"> </w:t>
+      </w:r>
+      <w:proofErr w:type="spellStart"/>
+      <w:r>
+        <w:rPr>
+          <w:sz w:val="24"/>
+          <w:szCs w:val="24"/>
+        </w:rPr>
+        <w:t>bersih</w:t>
+      </w:r>
+      <w:proofErr w:type="spellEnd"/>
+      <w:r>
+        <w:rPr>
+          <w:sz w:val="24"/>
+          <w:szCs w:val="24"/>
+        </w:rPr>
+        <w:t xml:space="preserve"> yang </w:t>
+      </w:r>
+      <w:proofErr w:type="spellStart"/>
+      <w:r>
+        <w:rPr>
+          <w:sz w:val="24"/>
+          <w:szCs w:val="24"/>
+        </w:rPr>
+        <w:t>diterima</w:t>
+      </w:r>
+      <w:proofErr w:type="spellEnd"/>
+      <w:r>
+        <w:rPr>
+          <w:sz w:val="24"/>
+          <w:szCs w:val="24"/>
+        </w:rPr>
+        <w:t xml:space="preserve"> </w:t>
+      </w:r>
+      <w:proofErr w:type="spellStart"/>
+      <w:r>
+        <w:rPr>
+          <w:sz w:val="24"/>
+          <w:szCs w:val="24"/>
+        </w:rPr>
+        <w:t>PakDanur</w:t>
+      </w:r>
+      <w:proofErr w:type="spellEnd"/>
+      <w:r>
+        <w:rPr>
+          <w:sz w:val="24"/>
+          <w:szCs w:val="24"/>
+        </w:rPr>
+        <w:t xml:space="preserve"> </w:t>
+      </w:r>
+      <w:proofErr w:type="spellStart"/>
+      <w:r>
+        <w:rPr>
+          <w:sz w:val="24"/>
+          <w:szCs w:val="24"/>
+        </w:rPr>
+        <w:t>setiap</w:t>
+      </w:r>
+      <w:proofErr w:type="spellEnd"/>
+      <w:r>
+        <w:rPr>
+          <w:sz w:val="24"/>
+          <w:szCs w:val="24"/>
+        </w:rPr>
+        <w:t xml:space="preserve"> </w:t>
+      </w:r>
+      <w:proofErr w:type="spellStart"/>
+      <w:r>
+        <w:rPr>
+          <w:sz w:val="24"/>
+          <w:szCs w:val="24"/>
+        </w:rPr>
+        <w:t>bulannya</w:t>
+      </w:r>
+      <w:proofErr w:type="spellEnd"/>
+      <w:r>
+        <w:rPr>
+          <w:sz w:val="24"/>
+          <w:szCs w:val="24"/>
+        </w:rPr>
+        <w:t xml:space="preserve"> </w:t>
+      </w:r>
+      <w:proofErr w:type="spellStart"/>
+      <w:r>
+        <w:rPr>
+          <w:sz w:val="24"/>
+          <w:szCs w:val="24"/>
+        </w:rPr>
+        <w:t>dengan</w:t>
+      </w:r>
+      <w:proofErr w:type="spellEnd"/>
+      <w:r>
+        <w:rPr>
+          <w:sz w:val="24"/>
+          <w:szCs w:val="24"/>
+        </w:rPr>
+        <w:t xml:space="preserve"> </w:t>
+      </w:r>
+      <w:proofErr w:type="spellStart"/>
+      <w:r>
+        <w:rPr>
+          <w:sz w:val="24"/>
+          <w:szCs w:val="24"/>
+        </w:rPr>
+        <w:t>jumlah</w:t>
+      </w:r>
+      <w:proofErr w:type="spellEnd"/>
+      <w:r>
+        <w:rPr>
+          <w:sz w:val="24"/>
+          <w:szCs w:val="24"/>
+        </w:rPr>
+        <w:t xml:space="preserve"> </w:t>
+      </w:r>
+      <w:proofErr w:type="spellStart"/>
+      <w:r>
+        <w:rPr>
+          <w:sz w:val="24"/>
+          <w:szCs w:val="24"/>
+        </w:rPr>
+        <w:t>anaknya</w:t>
+      </w:r>
+      <w:proofErr w:type="spellEnd"/>
+      <w:r>
+        <w:rPr>
+          <w:sz w:val="24"/>
+          <w:szCs w:val="24"/>
+        </w:rPr>
+        <w:t xml:space="preserve"> Adalah 4?</w:t>
+      </w:r>
+      <w:r>
+        <w:rPr>
+          <w:sz w:val="24"/>
+          <w:szCs w:val="24"/>
+        </w:rPr>
+        <w:br/>
+      </w:r>
+      <w:proofErr w:type="spellStart"/>
+      <w:r>
+        <w:rPr>
+          <w:sz w:val="24"/>
+          <w:szCs w:val="24"/>
+        </w:rPr>
+        <w:t>Jawaban</w:t>
+      </w:r>
+      <w:proofErr w:type="spellEnd"/>
+      <w:r>
+        <w:rPr>
+          <w:sz w:val="24"/>
+          <w:szCs w:val="24"/>
+        </w:rPr>
+        <w:t>: Rp 4.900.000</w:t>
+      </w:r>
+    </w:p>
+    <w:p>
+      <w:pPr>
+        <w:rPr>
           <w:b/>
           <w:bCs/>
           <w:sz w:val="24"/>
@@ -4634,10 +5091,10 @@
           <w:szCs w:val="24"/>
         </w:rPr>
         <w:drawing>
-          <wp:inline distT="0" distB="0" distL="0" distR="0" wp14:anchorId="59CA5B15" wp14:editId="4D4ECD1B">
-            <wp:extent cx="5731510" cy="3540125"/>
-            <wp:effectExtent l="0" t="0" r="2540" b="3175"/>
-            <wp:docPr id="962177366" name="Picture 1"/>
+          <wp:inline distT="0" distB="0" distL="0" distR="0" wp14:anchorId="45E956F6" wp14:editId="3A181270">
+            <wp:extent cx="5731510" cy="3246120"/>
+            <wp:effectExtent l="0" t="0" r="2540" b="0"/>
+            <wp:docPr id="1867608503" name="Picture 1"/>
             <wp:cNvGraphicFramePr>
               <a:graphicFrameLocks xmlns:a="http://schemas.openxmlformats.org/drawingml/2006/main" noChangeAspect="1"/>
             </wp:cNvGraphicFramePr>
@@ -4645,7 +5102,7 @@
               <a:graphicData uri="http://schemas.openxmlformats.org/drawingml/2006/picture">
                 <pic:pic xmlns:pic="http://schemas.openxmlformats.org/drawingml/2006/picture">
                   <pic:nvPicPr>
-                    <pic:cNvPr id="962177366" name=""/>
+                    <pic:cNvPr id="1867608503" name=""/>
                     <pic:cNvPicPr/>
                   </pic:nvPicPr>
                   <pic:blipFill>
@@ -4657,7 +5114,7 @@
                   <pic:spPr>
                     <a:xfrm>
                       <a:off x="0" y="0"/>
-                      <a:ext cx="5731510" cy="3540125"/>
+                      <a:ext cx="5731510" cy="3246120"/>
                     </a:xfrm>
                     <a:prstGeom prst="rect">
                       <a:avLst/>
@@ -4710,16 +5167,530 @@
       </w:pPr>
       <w:r>
         <w:rPr>
-          <w:b/>
-          <w:bCs/>
-          <w:sz w:val="24"/>
-          <w:szCs w:val="24"/>
-        </w:rPr>
+          <w:sz w:val="24"/>
+          <w:szCs w:val="24"/>
+        </w:rPr>
+        <w:t xml:space="preserve">Pak Tono </w:t>
+      </w:r>
+      <w:proofErr w:type="spellStart"/>
+      <w:r>
+        <w:rPr>
+          <w:sz w:val="24"/>
+          <w:szCs w:val="24"/>
+        </w:rPr>
+        <w:t>mempunyai</w:t>
+      </w:r>
+      <w:proofErr w:type="spellEnd"/>
+      <w:r>
+        <w:rPr>
+          <w:sz w:val="24"/>
+          <w:szCs w:val="24"/>
+        </w:rPr>
+        <w:t xml:space="preserve"> </w:t>
+      </w:r>
+      <w:proofErr w:type="spellStart"/>
+      <w:r>
+        <w:rPr>
+          <w:sz w:val="24"/>
+          <w:szCs w:val="24"/>
+        </w:rPr>
+        <w:t>tanah</w:t>
+      </w:r>
+      <w:proofErr w:type="spellEnd"/>
+      <w:r>
+        <w:rPr>
+          <w:sz w:val="24"/>
+          <w:szCs w:val="24"/>
+        </w:rPr>
+        <w:t xml:space="preserve"> </w:t>
+      </w:r>
+      <w:proofErr w:type="spellStart"/>
+      <w:r>
+        <w:rPr>
+          <w:sz w:val="24"/>
+          <w:szCs w:val="24"/>
+        </w:rPr>
+        <w:t>dengan</w:t>
+      </w:r>
+      <w:proofErr w:type="spellEnd"/>
+      <w:r>
+        <w:rPr>
+          <w:sz w:val="24"/>
+          <w:szCs w:val="24"/>
+        </w:rPr>
+        <w:t xml:space="preserve"> </w:t>
+      </w:r>
+      <w:proofErr w:type="spellStart"/>
+      <w:r>
+        <w:rPr>
+          <w:sz w:val="24"/>
+          <w:szCs w:val="24"/>
+        </w:rPr>
+        <w:t>lebar</w:t>
+      </w:r>
+      <w:proofErr w:type="spellEnd"/>
+      <w:r>
+        <w:rPr>
+          <w:sz w:val="24"/>
+          <w:szCs w:val="24"/>
+        </w:rPr>
+        <w:t xml:space="preserve"> </w:t>
+      </w:r>
+      <w:proofErr w:type="gramStart"/>
+      <w:r>
+        <w:rPr>
+          <w:sz w:val="24"/>
+          <w:szCs w:val="24"/>
+        </w:rPr>
+        <w:t>30 meter</w:t>
+      </w:r>
+      <w:proofErr w:type="gramEnd"/>
+      <w:r>
+        <w:rPr>
+          <w:sz w:val="24"/>
+          <w:szCs w:val="24"/>
+        </w:rPr>
+        <w:t xml:space="preserve"> dan Panjang 100 meter. Pak Tono </w:t>
+      </w:r>
+      <w:proofErr w:type="spellStart"/>
+      <w:r>
+        <w:rPr>
+          <w:sz w:val="24"/>
+          <w:szCs w:val="24"/>
+        </w:rPr>
+        <w:t>akan</w:t>
+      </w:r>
+      <w:proofErr w:type="spellEnd"/>
+      <w:r>
+        <w:rPr>
+          <w:sz w:val="24"/>
+          <w:szCs w:val="24"/>
+        </w:rPr>
+        <w:t xml:space="preserve"> </w:t>
+      </w:r>
+      <w:proofErr w:type="spellStart"/>
+      <w:r>
+        <w:rPr>
+          <w:sz w:val="24"/>
+          <w:szCs w:val="24"/>
+        </w:rPr>
+        <w:t>membuat</w:t>
+      </w:r>
+      <w:proofErr w:type="spellEnd"/>
+      <w:r>
+        <w:rPr>
+          <w:sz w:val="24"/>
+          <w:szCs w:val="24"/>
+        </w:rPr>
+        <w:t xml:space="preserve"> 1 </w:t>
+      </w:r>
+      <w:proofErr w:type="spellStart"/>
+      <w:r>
+        <w:rPr>
+          <w:sz w:val="24"/>
+          <w:szCs w:val="24"/>
+        </w:rPr>
+        <w:t>kolam</w:t>
+      </w:r>
+      <w:proofErr w:type="spellEnd"/>
+      <w:r>
+        <w:rPr>
+          <w:sz w:val="24"/>
+          <w:szCs w:val="24"/>
+        </w:rPr>
+        <w:t xml:space="preserve"> ikan </w:t>
+      </w:r>
+      <w:proofErr w:type="spellStart"/>
+      <w:r>
+        <w:rPr>
+          <w:sz w:val="24"/>
+          <w:szCs w:val="24"/>
+        </w:rPr>
+        <w:t>berbentuk</w:t>
+      </w:r>
+      <w:proofErr w:type="spellEnd"/>
+      <w:r>
+        <w:rPr>
+          <w:sz w:val="24"/>
+          <w:szCs w:val="24"/>
+        </w:rPr>
+        <w:t xml:space="preserve"> </w:t>
+      </w:r>
+      <w:proofErr w:type="spellStart"/>
+      <w:r>
+        <w:rPr>
+          <w:sz w:val="24"/>
+          <w:szCs w:val="24"/>
+        </w:rPr>
+        <w:t>lingkaran</w:t>
+      </w:r>
+      <w:proofErr w:type="spellEnd"/>
+      <w:r>
+        <w:rPr>
+          <w:sz w:val="24"/>
+          <w:szCs w:val="24"/>
+        </w:rPr>
+        <w:t xml:space="preserve"> </w:t>
+      </w:r>
+      <w:proofErr w:type="spellStart"/>
+      <w:r>
+        <w:rPr>
+          <w:sz w:val="24"/>
+          <w:szCs w:val="24"/>
+        </w:rPr>
+        <w:t>dengan</w:t>
+      </w:r>
+      <w:proofErr w:type="spellEnd"/>
+      <w:r>
+        <w:rPr>
+          <w:sz w:val="24"/>
+          <w:szCs w:val="24"/>
+        </w:rPr>
+        <w:t xml:space="preserve"> diameter </w:t>
+      </w:r>
+      <w:proofErr w:type="gramStart"/>
+      <w:r>
+        <w:rPr>
+          <w:sz w:val="24"/>
+          <w:szCs w:val="24"/>
+        </w:rPr>
+        <w:t>5 meter</w:t>
+      </w:r>
+      <w:proofErr w:type="gramEnd"/>
+      <w:r>
+        <w:rPr>
+          <w:sz w:val="24"/>
+          <w:szCs w:val="24"/>
+        </w:rPr>
+        <w:t xml:space="preserve"> </w:t>
+      </w:r>
+      <w:proofErr w:type="spellStart"/>
+      <w:r>
+        <w:rPr>
+          <w:sz w:val="24"/>
+          <w:szCs w:val="24"/>
+        </w:rPr>
+        <w:t>serta</w:t>
+      </w:r>
+      <w:proofErr w:type="spellEnd"/>
+      <w:r>
+        <w:rPr>
+          <w:sz w:val="24"/>
+          <w:szCs w:val="24"/>
+        </w:rPr>
+        <w:t xml:space="preserve"> </w:t>
+      </w:r>
+      <w:proofErr w:type="spellStart"/>
+      <w:r>
+        <w:rPr>
+          <w:sz w:val="24"/>
+          <w:szCs w:val="24"/>
+        </w:rPr>
+        <w:t>akan</w:t>
+      </w:r>
+      <w:proofErr w:type="spellEnd"/>
+      <w:r>
+        <w:rPr>
+          <w:sz w:val="24"/>
+          <w:szCs w:val="24"/>
+        </w:rPr>
+        <w:t xml:space="preserve"> </w:t>
+      </w:r>
+      <w:proofErr w:type="spellStart"/>
+      <w:r>
+        <w:rPr>
+          <w:sz w:val="24"/>
+          <w:szCs w:val="24"/>
+        </w:rPr>
+        <w:t>membuat</w:t>
+      </w:r>
+      <w:proofErr w:type="spellEnd"/>
+      <w:r>
+        <w:rPr>
+          <w:sz w:val="24"/>
+          <w:szCs w:val="24"/>
+        </w:rPr>
+        <w:t xml:space="preserve"> </w:t>
+      </w:r>
+      <w:proofErr w:type="spellStart"/>
+      <w:r>
+        <w:rPr>
+          <w:sz w:val="24"/>
+          <w:szCs w:val="24"/>
+        </w:rPr>
+        <w:t>taman</w:t>
+      </w:r>
+      <w:proofErr w:type="spellEnd"/>
+      <w:r>
+        <w:rPr>
+          <w:sz w:val="24"/>
+          <w:szCs w:val="24"/>
+        </w:rPr>
+        <w:t xml:space="preserve"> bunga </w:t>
+      </w:r>
+      <w:proofErr w:type="spellStart"/>
+      <w:r>
+        <w:rPr>
+          <w:sz w:val="24"/>
+          <w:szCs w:val="24"/>
+        </w:rPr>
+        <w:t>berbetuk</w:t>
+      </w:r>
+      <w:proofErr w:type="spellEnd"/>
+      <w:r>
+        <w:rPr>
+          <w:sz w:val="24"/>
+          <w:szCs w:val="24"/>
+        </w:rPr>
+        <w:t xml:space="preserve"> </w:t>
+      </w:r>
+      <w:proofErr w:type="spellStart"/>
+      <w:r>
+        <w:rPr>
+          <w:sz w:val="24"/>
+          <w:szCs w:val="24"/>
+        </w:rPr>
+        <w:t>persegi</w:t>
+      </w:r>
+      <w:proofErr w:type="spellEnd"/>
+      <w:r>
+        <w:rPr>
+          <w:sz w:val="24"/>
+          <w:szCs w:val="24"/>
+        </w:rPr>
+        <w:t xml:space="preserve"> </w:t>
+      </w:r>
+      <w:proofErr w:type="spellStart"/>
+      <w:r>
+        <w:rPr>
+          <w:sz w:val="24"/>
+          <w:szCs w:val="24"/>
+        </w:rPr>
+        <w:t>dengan</w:t>
+      </w:r>
+      <w:proofErr w:type="spellEnd"/>
+      <w:r>
+        <w:rPr>
+          <w:sz w:val="24"/>
+          <w:szCs w:val="24"/>
+        </w:rPr>
+        <w:t xml:space="preserve"> Panjang </w:t>
+      </w:r>
+      <w:proofErr w:type="spellStart"/>
+      <w:r>
+        <w:rPr>
+          <w:sz w:val="24"/>
+          <w:szCs w:val="24"/>
+        </w:rPr>
+        <w:t>sisi</w:t>
+      </w:r>
+      <w:proofErr w:type="spellEnd"/>
+      <w:r>
+        <w:rPr>
+          <w:sz w:val="24"/>
+          <w:szCs w:val="24"/>
+        </w:rPr>
+        <w:t xml:space="preserve"> 2 meter. </w:t>
+      </w:r>
+      <w:proofErr w:type="spellStart"/>
+      <w:r>
+        <w:rPr>
+          <w:sz w:val="24"/>
+          <w:szCs w:val="24"/>
+        </w:rPr>
+        <w:t>Berapakah</w:t>
+      </w:r>
+      <w:proofErr w:type="spellEnd"/>
+      <w:r>
+        <w:rPr>
+          <w:sz w:val="24"/>
+          <w:szCs w:val="24"/>
+        </w:rPr>
+        <w:t xml:space="preserve"> </w:t>
+      </w:r>
+      <w:proofErr w:type="spellStart"/>
+      <w:r>
+        <w:rPr>
+          <w:sz w:val="24"/>
+          <w:szCs w:val="24"/>
+        </w:rPr>
+        <w:t>luas</w:t>
+      </w:r>
+      <w:proofErr w:type="spellEnd"/>
+      <w:r>
+        <w:rPr>
+          <w:sz w:val="24"/>
+          <w:szCs w:val="24"/>
+        </w:rPr>
+        <w:t xml:space="preserve"> </w:t>
+      </w:r>
+      <w:proofErr w:type="spellStart"/>
+      <w:r>
+        <w:rPr>
+          <w:sz w:val="24"/>
+          <w:szCs w:val="24"/>
+        </w:rPr>
+        <w:t>tanah</w:t>
+      </w:r>
+      <w:proofErr w:type="spellEnd"/>
+      <w:r>
+        <w:rPr>
+          <w:sz w:val="24"/>
+          <w:szCs w:val="24"/>
+        </w:rPr>
+        <w:t xml:space="preserve"> yang </w:t>
+      </w:r>
+      <w:proofErr w:type="spellStart"/>
+      <w:r>
+        <w:rPr>
+          <w:sz w:val="24"/>
+          <w:szCs w:val="24"/>
+        </w:rPr>
+        <w:t>tidak</w:t>
+      </w:r>
+      <w:proofErr w:type="spellEnd"/>
+      <w:r>
+        <w:rPr>
+          <w:sz w:val="24"/>
+          <w:szCs w:val="24"/>
+        </w:rPr>
+        <w:t xml:space="preserve"> </w:t>
+      </w:r>
+      <w:proofErr w:type="spellStart"/>
+      <w:r>
+        <w:rPr>
+          <w:sz w:val="24"/>
+          <w:szCs w:val="24"/>
+        </w:rPr>
+        <w:t>digunakan</w:t>
+      </w:r>
+      <w:proofErr w:type="spellEnd"/>
+      <w:r>
+        <w:rPr>
+          <w:sz w:val="24"/>
+          <w:szCs w:val="24"/>
+        </w:rPr>
+        <w:t xml:space="preserve"> oleh </w:t>
+      </w:r>
+      <w:proofErr w:type="spellStart"/>
+      <w:r>
+        <w:rPr>
+          <w:sz w:val="24"/>
+          <w:szCs w:val="24"/>
+        </w:rPr>
+        <w:t>pak</w:t>
+      </w:r>
+      <w:proofErr w:type="spellEnd"/>
+      <w:r>
+        <w:rPr>
+          <w:sz w:val="24"/>
+          <w:szCs w:val="24"/>
+        </w:rPr>
+        <w:t xml:space="preserve"> Tono?</w:t>
+      </w:r>
+      <w:r>
+        <w:rPr>
+          <w:sz w:val="24"/>
+          <w:szCs w:val="24"/>
+        </w:rPr>
+        <w:br/>
+      </w:r>
+      <w:proofErr w:type="spellStart"/>
+      <w:r>
+        <w:rPr>
+          <w:b/>
+          <w:bCs/>
+          <w:sz w:val="24"/>
+          <w:szCs w:val="24"/>
+        </w:rPr>
+        <w:t>Jawaban</w:t>
+      </w:r>
+      <w:proofErr w:type="spellEnd"/>
+      <w:r>
+        <w:rPr>
+          <w:b/>
+          <w:bCs/>
+          <w:sz w:val="24"/>
+          <w:szCs w:val="24"/>
+        </w:rPr>
+        <w:t xml:space="preserve">: </w:t>
+      </w:r>
+      <w:r>
+        <w:rPr>
+          <w:b/>
+          <w:bCs/>
+          <w:sz w:val="24"/>
+          <w:szCs w:val="24"/>
+        </w:rPr>
+        <w:t>2</w:t>
+      </w:r>
+      <w:r>
+        <w:rPr>
+          <w:b/>
+          <w:bCs/>
+          <w:sz w:val="24"/>
+          <w:szCs w:val="24"/>
+        </w:rPr>
+        <w:t>.</w:t>
+      </w:r>
+      <w:r>
+        <w:rPr>
+          <w:b/>
+          <w:bCs/>
+          <w:sz w:val="24"/>
+          <w:szCs w:val="24"/>
+        </w:rPr>
+        <w:t>976.375</w:t>
+      </w:r>
+      <w:r>
+        <w:rPr>
+          <w:b/>
+          <w:bCs/>
+          <w:sz w:val="24"/>
+          <w:szCs w:val="24"/>
+        </w:rPr>
+        <w:t xml:space="preserve"> m</w:t>
+      </w:r>
+      <w:r>
+        <w:rPr>
+          <w:b/>
+          <w:bCs/>
+          <w:sz w:val="24"/>
+          <w:szCs w:val="24"/>
+        </w:rPr>
+        <w:t>²</w:t>
+      </w:r>
+    </w:p>
+    <w:p>
+      <w:pPr>
+        <w:rPr>
+          <w:sz w:val="24"/>
+          <w:szCs w:val="24"/>
+        </w:rPr>
+      </w:pPr>
+    </w:p>
+    <w:p>
+      <w:pPr>
+        <w:rPr>
+          <w:b/>
+          <w:bCs/>
+          <w:sz w:val="24"/>
+          <w:szCs w:val="24"/>
+        </w:rPr>
+      </w:pPr>
+      <w:r>
+        <w:rPr>
+          <w:b/>
+          <w:bCs/>
+          <w:sz w:val="24"/>
+          <w:szCs w:val="24"/>
+        </w:rPr>
+        <w:lastRenderedPageBreak/>
         <w:drawing>
-          <wp:inline distT="0" distB="0" distL="0" distR="0" wp14:anchorId="416714FF" wp14:editId="072B207F">
-            <wp:extent cx="5731510" cy="3698240"/>
+          <wp:inline distT="0" distB="0" distL="0" distR="0" wp14:anchorId="7BC53431" wp14:editId="46246BEA">
+            <wp:extent cx="5731510" cy="3683000"/>
             <wp:effectExtent l="0" t="0" r="2540" b="0"/>
-            <wp:docPr id="1865597235" name="Picture 1"/>
+            <wp:docPr id="19052109" name="Picture 1"/>
             <wp:cNvGraphicFramePr>
               <a:graphicFrameLocks xmlns:a="http://schemas.openxmlformats.org/drawingml/2006/main" noChangeAspect="1"/>
             </wp:cNvGraphicFramePr>
@@ -4727,7 +5698,7 @@
               <a:graphicData uri="http://schemas.openxmlformats.org/drawingml/2006/picture">
                 <pic:pic xmlns:pic="http://schemas.openxmlformats.org/drawingml/2006/picture">
                   <pic:nvPicPr>
-                    <pic:cNvPr id="1865597235" name=""/>
+                    <pic:cNvPr id="19052109" name=""/>
                     <pic:cNvPicPr/>
                   </pic:nvPicPr>
                   <pic:blipFill>
@@ -4739,7 +5710,7 @@
                   <pic:spPr>
                     <a:xfrm>
                       <a:off x="0" y="0"/>
-                      <a:ext cx="5731510" cy="3698240"/>
+                      <a:ext cx="5731510" cy="3683000"/>
                     </a:xfrm>
                     <a:prstGeom prst="rect">
                       <a:avLst/>
